--- a/Dars materiallari 2025-2026/Web texnologiyalar/Masalalar.docx
+++ b/Dars materiallari 2025-2026/Web texnologiyalar/Masalalar.docx
@@ -4,6 +4,9 @@
   <w:body>
     <w:p>
       <w:r>
+        <w:rPr>
+          <w:noProof/>
+        </w:rPr>
         <w:drawing>
           <wp:inline distT="0" distB="0" distL="0" distR="0" wp14:anchorId="6C4E0AEA" wp14:editId="18E59E5C">
             <wp:extent cx="6120130" cy="1142365"/>
@@ -20,7 +23,7 @@
                     <pic:cNvPicPr/>
                   </pic:nvPicPr>
                   <pic:blipFill>
-                    <a:blip r:embed="rId4"/>
+                    <a:blip r:embed="rId6"/>
                     <a:stretch>
                       <a:fillRect/>
                     </a:stretch>
@@ -48,6 +51,9 @@
     </w:p>
     <w:p>
       <w:r>
+        <w:rPr>
+          <w:noProof/>
+        </w:rPr>
         <w:lastRenderedPageBreak/>
         <w:drawing>
           <wp:inline distT="0" distB="0" distL="0" distR="0" wp14:anchorId="1B957BC8" wp14:editId="321D0B28">
@@ -65,7 +71,7 @@
                     <pic:cNvPicPr/>
                   </pic:nvPicPr>
                   <pic:blipFill>
-                    <a:blip r:embed="rId5"/>
+                    <a:blip r:embed="rId7"/>
                     <a:stretch>
                       <a:fillRect/>
                     </a:stretch>
@@ -93,6 +99,9 @@
     </w:p>
     <w:p>
       <w:r>
+        <w:rPr>
+          <w:noProof/>
+        </w:rPr>
         <w:lastRenderedPageBreak/>
         <w:drawing>
           <wp:inline distT="0" distB="0" distL="0" distR="0" wp14:anchorId="5716F2AF" wp14:editId="3660D5B6">
@@ -110,7 +119,7 @@
                     <pic:cNvPicPr/>
                   </pic:nvPicPr>
                   <pic:blipFill>
-                    <a:blip r:embed="rId6"/>
+                    <a:blip r:embed="rId8"/>
                     <a:stretch>
                       <a:fillRect/>
                     </a:stretch>
@@ -138,6 +147,9 @@
     </w:p>
     <w:p>
       <w:r>
+        <w:rPr>
+          <w:noProof/>
+        </w:rPr>
         <w:lastRenderedPageBreak/>
         <w:drawing>
           <wp:inline distT="0" distB="0" distL="0" distR="0" wp14:anchorId="4CCC2535" wp14:editId="521E0462">
@@ -155,7 +167,7 @@
                     <pic:cNvPicPr/>
                   </pic:nvPicPr>
                   <pic:blipFill>
-                    <a:blip r:embed="rId7"/>
+                    <a:blip r:embed="rId9"/>
                     <a:stretch>
                       <a:fillRect/>
                     </a:stretch>
@@ -183,6 +195,9 @@
     </w:p>
     <w:p>
       <w:r>
+        <w:rPr>
+          <w:noProof/>
+        </w:rPr>
         <w:lastRenderedPageBreak/>
         <w:drawing>
           <wp:inline distT="0" distB="0" distL="0" distR="0" wp14:anchorId="502A9726" wp14:editId="060DAA86">
@@ -200,7 +215,7 @@
                     <pic:cNvPicPr/>
                   </pic:nvPicPr>
                   <pic:blipFill>
-                    <a:blip r:embed="rId8"/>
+                    <a:blip r:embed="rId10"/>
                     <a:stretch>
                       <a:fillRect/>
                     </a:stretch>
@@ -228,6 +243,9 @@
     </w:p>
     <w:p>
       <w:r>
+        <w:rPr>
+          <w:noProof/>
+        </w:rPr>
         <w:lastRenderedPageBreak/>
         <w:drawing>
           <wp:inline distT="0" distB="0" distL="0" distR="0" wp14:anchorId="277694F8" wp14:editId="22BBE9C2">
@@ -245,7 +263,7 @@
                     <pic:cNvPicPr/>
                   </pic:nvPicPr>
                   <pic:blipFill>
-                    <a:blip r:embed="rId9"/>
+                    <a:blip r:embed="rId11"/>
                     <a:stretch>
                       <a:fillRect/>
                     </a:stretch>
@@ -273,6 +291,9 @@
     </w:p>
     <w:p>
       <w:r>
+        <w:rPr>
+          <w:noProof/>
+        </w:rPr>
         <w:lastRenderedPageBreak/>
         <w:drawing>
           <wp:inline distT="0" distB="0" distL="0" distR="0" wp14:anchorId="33FB1B5F" wp14:editId="2C0B389C">
@@ -290,7 +311,7 @@
                     <pic:cNvPicPr/>
                   </pic:nvPicPr>
                   <pic:blipFill>
-                    <a:blip r:embed="rId10"/>
+                    <a:blip r:embed="rId12"/>
                     <a:stretch>
                       <a:fillRect/>
                     </a:stretch>
@@ -318,6 +339,9 @@
     </w:p>
     <w:p>
       <w:r>
+        <w:rPr>
+          <w:noProof/>
+        </w:rPr>
         <w:lastRenderedPageBreak/>
         <w:drawing>
           <wp:inline distT="0" distB="0" distL="0" distR="0" wp14:anchorId="27B75A75" wp14:editId="47246AFA">
@@ -335,7 +359,7 @@
                     <pic:cNvPicPr/>
                   </pic:nvPicPr>
                   <pic:blipFill>
-                    <a:blip r:embed="rId11"/>
+                    <a:blip r:embed="rId13"/>
                     <a:stretch>
                       <a:fillRect/>
                     </a:stretch>
@@ -363,6 +387,9 @@
     </w:p>
     <w:p>
       <w:r>
+        <w:rPr>
+          <w:noProof/>
+        </w:rPr>
         <w:lastRenderedPageBreak/>
         <w:drawing>
           <wp:inline distT="0" distB="0" distL="0" distR="0" wp14:anchorId="48742956" wp14:editId="5A4E86B6">
@@ -380,7 +407,7 @@
                     <pic:cNvPicPr/>
                   </pic:nvPicPr>
                   <pic:blipFill>
-                    <a:blip r:embed="rId12"/>
+                    <a:blip r:embed="rId14"/>
                     <a:stretch>
                       <a:fillRect/>
                     </a:stretch>
@@ -408,6 +435,9 @@
     </w:p>
     <w:p>
       <w:r>
+        <w:rPr>
+          <w:noProof/>
+        </w:rPr>
         <w:lastRenderedPageBreak/>
         <w:drawing>
           <wp:inline distT="0" distB="0" distL="0" distR="0" wp14:anchorId="72CE1F4A" wp14:editId="50908B05">
@@ -425,7 +455,7 @@
                     <pic:cNvPicPr/>
                   </pic:nvPicPr>
                   <pic:blipFill>
-                    <a:blip r:embed="rId13"/>
+                    <a:blip r:embed="rId15"/>
                     <a:stretch>
                       <a:fillRect/>
                     </a:stretch>
@@ -446,7 +476,416 @@
         </w:drawing>
       </w:r>
     </w:p>
+    <w:p>
+      <w:r>
+        <w:br w:type="page"/>
+      </w:r>
+    </w:p>
+    <w:p>
+      <w:r>
+        <w:lastRenderedPageBreak/>
+        <w:drawing>
+          <wp:inline distT="0" distB="0" distL="0" distR="0" wp14:anchorId="5A5ED141" wp14:editId="1556B4A2">
+            <wp:extent cx="6120130" cy="1268095"/>
+            <wp:effectExtent l="0" t="0" r="0" b="8255"/>
+            <wp:docPr id="11" name="Рисунок 11"/>
+            <wp:cNvGraphicFramePr>
+              <a:graphicFrameLocks xmlns:a="http://schemas.openxmlformats.org/drawingml/2006/main" noChangeAspect="1"/>
+            </wp:cNvGraphicFramePr>
+            <a:graphic xmlns:a="http://schemas.openxmlformats.org/drawingml/2006/main">
+              <a:graphicData uri="http://schemas.openxmlformats.org/drawingml/2006/picture">
+                <pic:pic xmlns:pic="http://schemas.openxmlformats.org/drawingml/2006/picture">
+                  <pic:nvPicPr>
+                    <pic:cNvPr id="1" name=""/>
+                    <pic:cNvPicPr/>
+                  </pic:nvPicPr>
+                  <pic:blipFill>
+                    <a:blip r:embed="rId16"/>
+                    <a:stretch>
+                      <a:fillRect/>
+                    </a:stretch>
+                  </pic:blipFill>
+                  <pic:spPr>
+                    <a:xfrm>
+                      <a:off x="0" y="0"/>
+                      <a:ext cx="6120130" cy="1268095"/>
+                    </a:xfrm>
+                    <a:prstGeom prst="rect">
+                      <a:avLst/>
+                    </a:prstGeom>
+                  </pic:spPr>
+                </pic:pic>
+              </a:graphicData>
+            </a:graphic>
+          </wp:inline>
+        </w:drawing>
+      </w:r>
+      <w:r>
+        <w:br/>
+      </w:r>
+    </w:p>
+    <w:p>
+      <w:r>
+        <w:br w:type="page"/>
+      </w:r>
+    </w:p>
+    <w:p>
+      <w:r>
+        <w:lastRenderedPageBreak/>
+        <w:drawing>
+          <wp:inline distT="0" distB="0" distL="0" distR="0" wp14:anchorId="0FD49AC6" wp14:editId="00F19781">
+            <wp:extent cx="6120130" cy="1445895"/>
+            <wp:effectExtent l="0" t="0" r="0" b="1905"/>
+            <wp:docPr id="12" name="Рисунок 12"/>
+            <wp:cNvGraphicFramePr>
+              <a:graphicFrameLocks xmlns:a="http://schemas.openxmlformats.org/drawingml/2006/main" noChangeAspect="1"/>
+            </wp:cNvGraphicFramePr>
+            <a:graphic xmlns:a="http://schemas.openxmlformats.org/drawingml/2006/main">
+              <a:graphicData uri="http://schemas.openxmlformats.org/drawingml/2006/picture">
+                <pic:pic xmlns:pic="http://schemas.openxmlformats.org/drawingml/2006/picture">
+                  <pic:nvPicPr>
+                    <pic:cNvPr id="1" name=""/>
+                    <pic:cNvPicPr/>
+                  </pic:nvPicPr>
+                  <pic:blipFill>
+                    <a:blip r:embed="rId17"/>
+                    <a:stretch>
+                      <a:fillRect/>
+                    </a:stretch>
+                  </pic:blipFill>
+                  <pic:spPr>
+                    <a:xfrm>
+                      <a:off x="0" y="0"/>
+                      <a:ext cx="6120130" cy="1445895"/>
+                    </a:xfrm>
+                    <a:prstGeom prst="rect">
+                      <a:avLst/>
+                    </a:prstGeom>
+                  </pic:spPr>
+                </pic:pic>
+              </a:graphicData>
+            </a:graphic>
+          </wp:inline>
+        </w:drawing>
+      </w:r>
+    </w:p>
+    <w:p>
+      <w:r>
+        <w:br w:type="page"/>
+      </w:r>
+    </w:p>
+    <w:p>
+      <w:r>
+        <w:lastRenderedPageBreak/>
+        <w:drawing>
+          <wp:inline distT="0" distB="0" distL="0" distR="0" wp14:anchorId="7A99120E" wp14:editId="181AFD32">
+            <wp:extent cx="6120130" cy="1283335"/>
+            <wp:effectExtent l="0" t="0" r="0" b="0"/>
+            <wp:docPr id="13" name="Рисунок 13"/>
+            <wp:cNvGraphicFramePr>
+              <a:graphicFrameLocks xmlns:a="http://schemas.openxmlformats.org/drawingml/2006/main" noChangeAspect="1"/>
+            </wp:cNvGraphicFramePr>
+            <a:graphic xmlns:a="http://schemas.openxmlformats.org/drawingml/2006/main">
+              <a:graphicData uri="http://schemas.openxmlformats.org/drawingml/2006/picture">
+                <pic:pic xmlns:pic="http://schemas.openxmlformats.org/drawingml/2006/picture">
+                  <pic:nvPicPr>
+                    <pic:cNvPr id="1" name=""/>
+                    <pic:cNvPicPr/>
+                  </pic:nvPicPr>
+                  <pic:blipFill>
+                    <a:blip r:embed="rId18"/>
+                    <a:stretch>
+                      <a:fillRect/>
+                    </a:stretch>
+                  </pic:blipFill>
+                  <pic:spPr>
+                    <a:xfrm>
+                      <a:off x="0" y="0"/>
+                      <a:ext cx="6120130" cy="1283335"/>
+                    </a:xfrm>
+                    <a:prstGeom prst="rect">
+                      <a:avLst/>
+                    </a:prstGeom>
+                  </pic:spPr>
+                </pic:pic>
+              </a:graphicData>
+            </a:graphic>
+          </wp:inline>
+        </w:drawing>
+      </w:r>
+    </w:p>
+    <w:p>
+      <w:r>
+        <w:br w:type="page"/>
+      </w:r>
+    </w:p>
+    <w:p>
+      <w:r>
+        <w:lastRenderedPageBreak/>
+        <w:drawing>
+          <wp:inline distT="0" distB="0" distL="0" distR="0" wp14:anchorId="390985D5" wp14:editId="14015C10">
+            <wp:extent cx="6120130" cy="1250950"/>
+            <wp:effectExtent l="0" t="0" r="0" b="6350"/>
+            <wp:docPr id="14" name="Рисунок 14"/>
+            <wp:cNvGraphicFramePr>
+              <a:graphicFrameLocks xmlns:a="http://schemas.openxmlformats.org/drawingml/2006/main" noChangeAspect="1"/>
+            </wp:cNvGraphicFramePr>
+            <a:graphic xmlns:a="http://schemas.openxmlformats.org/drawingml/2006/main">
+              <a:graphicData uri="http://schemas.openxmlformats.org/drawingml/2006/picture">
+                <pic:pic xmlns:pic="http://schemas.openxmlformats.org/drawingml/2006/picture">
+                  <pic:nvPicPr>
+                    <pic:cNvPr id="1" name=""/>
+                    <pic:cNvPicPr/>
+                  </pic:nvPicPr>
+                  <pic:blipFill>
+                    <a:blip r:embed="rId19"/>
+                    <a:stretch>
+                      <a:fillRect/>
+                    </a:stretch>
+                  </pic:blipFill>
+                  <pic:spPr>
+                    <a:xfrm>
+                      <a:off x="0" y="0"/>
+                      <a:ext cx="6120130" cy="1250950"/>
+                    </a:xfrm>
+                    <a:prstGeom prst="rect">
+                      <a:avLst/>
+                    </a:prstGeom>
+                  </pic:spPr>
+                </pic:pic>
+              </a:graphicData>
+            </a:graphic>
+          </wp:inline>
+        </w:drawing>
+      </w:r>
+    </w:p>
+    <w:p>
+      <w:r>
+        <w:br w:type="page"/>
+      </w:r>
+    </w:p>
+    <w:p>
+      <w:r>
+        <w:lastRenderedPageBreak/>
+        <w:drawing>
+          <wp:inline distT="0" distB="0" distL="0" distR="0" wp14:anchorId="6942D93C" wp14:editId="584BAA11">
+            <wp:extent cx="6120130" cy="1282065"/>
+            <wp:effectExtent l="0" t="0" r="0" b="0"/>
+            <wp:docPr id="15" name="Рисунок 15"/>
+            <wp:cNvGraphicFramePr>
+              <a:graphicFrameLocks xmlns:a="http://schemas.openxmlformats.org/drawingml/2006/main" noChangeAspect="1"/>
+            </wp:cNvGraphicFramePr>
+            <a:graphic xmlns:a="http://schemas.openxmlformats.org/drawingml/2006/main">
+              <a:graphicData uri="http://schemas.openxmlformats.org/drawingml/2006/picture">
+                <pic:pic xmlns:pic="http://schemas.openxmlformats.org/drawingml/2006/picture">
+                  <pic:nvPicPr>
+                    <pic:cNvPr id="1" name=""/>
+                    <pic:cNvPicPr/>
+                  </pic:nvPicPr>
+                  <pic:blipFill>
+                    <a:blip r:embed="rId20"/>
+                    <a:stretch>
+                      <a:fillRect/>
+                    </a:stretch>
+                  </pic:blipFill>
+                  <pic:spPr>
+                    <a:xfrm>
+                      <a:off x="0" y="0"/>
+                      <a:ext cx="6120130" cy="1282065"/>
+                    </a:xfrm>
+                    <a:prstGeom prst="rect">
+                      <a:avLst/>
+                    </a:prstGeom>
+                  </pic:spPr>
+                </pic:pic>
+              </a:graphicData>
+            </a:graphic>
+          </wp:inline>
+        </w:drawing>
+      </w:r>
+    </w:p>
+    <w:p>
+      <w:r>
+        <w:br w:type="page"/>
+      </w:r>
+    </w:p>
+    <w:p>
+      <w:r>
+        <w:lastRenderedPageBreak/>
+        <w:drawing>
+          <wp:inline distT="0" distB="0" distL="0" distR="0" wp14:anchorId="209C7C94" wp14:editId="5BCA96C5">
+            <wp:extent cx="6120130" cy="1263015"/>
+            <wp:effectExtent l="0" t="0" r="0" b="0"/>
+            <wp:docPr id="16" name="Рисунок 16"/>
+            <wp:cNvGraphicFramePr>
+              <a:graphicFrameLocks xmlns:a="http://schemas.openxmlformats.org/drawingml/2006/main" noChangeAspect="1"/>
+            </wp:cNvGraphicFramePr>
+            <a:graphic xmlns:a="http://schemas.openxmlformats.org/drawingml/2006/main">
+              <a:graphicData uri="http://schemas.openxmlformats.org/drawingml/2006/picture">
+                <pic:pic xmlns:pic="http://schemas.openxmlformats.org/drawingml/2006/picture">
+                  <pic:nvPicPr>
+                    <pic:cNvPr id="1" name=""/>
+                    <pic:cNvPicPr/>
+                  </pic:nvPicPr>
+                  <pic:blipFill>
+                    <a:blip r:embed="rId21"/>
+                    <a:stretch>
+                      <a:fillRect/>
+                    </a:stretch>
+                  </pic:blipFill>
+                  <pic:spPr>
+                    <a:xfrm>
+                      <a:off x="0" y="0"/>
+                      <a:ext cx="6120130" cy="1263015"/>
+                    </a:xfrm>
+                    <a:prstGeom prst="rect">
+                      <a:avLst/>
+                    </a:prstGeom>
+                  </pic:spPr>
+                </pic:pic>
+              </a:graphicData>
+            </a:graphic>
+          </wp:inline>
+        </w:drawing>
+      </w:r>
+    </w:p>
+    <w:p>
+      <w:r>
+        <w:br w:type="page"/>
+      </w:r>
+    </w:p>
+    <w:p>
+      <w:r>
+        <w:lastRenderedPageBreak/>
+        <w:drawing>
+          <wp:inline distT="0" distB="0" distL="0" distR="0" wp14:anchorId="09295599" wp14:editId="0290F772">
+            <wp:extent cx="6120130" cy="1120775"/>
+            <wp:effectExtent l="0" t="0" r="0" b="3175"/>
+            <wp:docPr id="17" name="Рисунок 17"/>
+            <wp:cNvGraphicFramePr>
+              <a:graphicFrameLocks xmlns:a="http://schemas.openxmlformats.org/drawingml/2006/main" noChangeAspect="1"/>
+            </wp:cNvGraphicFramePr>
+            <a:graphic xmlns:a="http://schemas.openxmlformats.org/drawingml/2006/main">
+              <a:graphicData uri="http://schemas.openxmlformats.org/drawingml/2006/picture">
+                <pic:pic xmlns:pic="http://schemas.openxmlformats.org/drawingml/2006/picture">
+                  <pic:nvPicPr>
+                    <pic:cNvPr id="1" name=""/>
+                    <pic:cNvPicPr/>
+                  </pic:nvPicPr>
+                  <pic:blipFill>
+                    <a:blip r:embed="rId22"/>
+                    <a:stretch>
+                      <a:fillRect/>
+                    </a:stretch>
+                  </pic:blipFill>
+                  <pic:spPr>
+                    <a:xfrm>
+                      <a:off x="0" y="0"/>
+                      <a:ext cx="6120130" cy="1120775"/>
+                    </a:xfrm>
+                    <a:prstGeom prst="rect">
+                      <a:avLst/>
+                    </a:prstGeom>
+                  </pic:spPr>
+                </pic:pic>
+              </a:graphicData>
+            </a:graphic>
+          </wp:inline>
+        </w:drawing>
+      </w:r>
+    </w:p>
+    <w:p>
+      <w:r>
+        <w:br w:type="page"/>
+      </w:r>
+    </w:p>
+    <w:p>
+      <w:r>
+        <w:lastRenderedPageBreak/>
+        <w:drawing>
+          <wp:inline distT="0" distB="0" distL="0" distR="0" wp14:anchorId="2AEDCFBA" wp14:editId="2A742A5D">
+            <wp:extent cx="6120130" cy="2367280"/>
+            <wp:effectExtent l="0" t="0" r="0" b="0"/>
+            <wp:docPr id="18" name="Рисунок 18"/>
+            <wp:cNvGraphicFramePr>
+              <a:graphicFrameLocks xmlns:a="http://schemas.openxmlformats.org/drawingml/2006/main" noChangeAspect="1"/>
+            </wp:cNvGraphicFramePr>
+            <a:graphic xmlns:a="http://schemas.openxmlformats.org/drawingml/2006/main">
+              <a:graphicData uri="http://schemas.openxmlformats.org/drawingml/2006/picture">
+                <pic:pic xmlns:pic="http://schemas.openxmlformats.org/drawingml/2006/picture">
+                  <pic:nvPicPr>
+                    <pic:cNvPr id="1" name=""/>
+                    <pic:cNvPicPr/>
+                  </pic:nvPicPr>
+                  <pic:blipFill>
+                    <a:blip r:embed="rId23"/>
+                    <a:stretch>
+                      <a:fillRect/>
+                    </a:stretch>
+                  </pic:blipFill>
+                  <pic:spPr>
+                    <a:xfrm>
+                      <a:off x="0" y="0"/>
+                      <a:ext cx="6120130" cy="2367280"/>
+                    </a:xfrm>
+                    <a:prstGeom prst="rect">
+                      <a:avLst/>
+                    </a:prstGeom>
+                  </pic:spPr>
+                </pic:pic>
+              </a:graphicData>
+            </a:graphic>
+          </wp:inline>
+        </w:drawing>
+      </w:r>
+    </w:p>
+    <w:p>
+      <w:r>
+        <w:br w:type="page"/>
+      </w:r>
+    </w:p>
+    <w:p>
+      <w:r>
+        <w:lastRenderedPageBreak/>
+        <w:drawing>
+          <wp:inline distT="0" distB="0" distL="0" distR="0" wp14:anchorId="33AA3EBD" wp14:editId="305EF8EA">
+            <wp:extent cx="6120130" cy="1108710"/>
+            <wp:effectExtent l="0" t="0" r="0" b="0"/>
+            <wp:docPr id="19" name="Рисунок 19"/>
+            <wp:cNvGraphicFramePr>
+              <a:graphicFrameLocks xmlns:a="http://schemas.openxmlformats.org/drawingml/2006/main" noChangeAspect="1"/>
+            </wp:cNvGraphicFramePr>
+            <a:graphic xmlns:a="http://schemas.openxmlformats.org/drawingml/2006/main">
+              <a:graphicData uri="http://schemas.openxmlformats.org/drawingml/2006/picture">
+                <pic:pic xmlns:pic="http://schemas.openxmlformats.org/drawingml/2006/picture">
+                  <pic:nvPicPr>
+                    <pic:cNvPr id="1" name=""/>
+                    <pic:cNvPicPr/>
+                  </pic:nvPicPr>
+                  <pic:blipFill>
+                    <a:blip r:embed="rId24"/>
+                    <a:stretch>
+                      <a:fillRect/>
+                    </a:stretch>
+                  </pic:blipFill>
+                  <pic:spPr>
+                    <a:xfrm>
+                      <a:off x="0" y="0"/>
+                      <a:ext cx="6120130" cy="1108710"/>
+                    </a:xfrm>
+                    <a:prstGeom prst="rect">
+                      <a:avLst/>
+                    </a:prstGeom>
+                  </pic:spPr>
+                </pic:pic>
+              </a:graphicData>
+            </a:graphic>
+          </wp:inline>
+        </w:drawing>
+      </w:r>
+    </w:p>
     <w:sectPr>
+      <w:footerReference w:type="default" r:id="rId25"/>
       <w:pgSz w:w="11906" w:h="16838"/>
       <w:pgMar w:top="1134" w:right="1134" w:bottom="1134" w:left="1134" w:header="709" w:footer="709" w:gutter="0"/>
       <w:cols w:space="708"/>
@@ -454,6 +893,93 @@
     </w:sectPr>
   </w:body>
 </w:document>
+</file>
+
+<file path=word/endnotes.xml><?xml version="1.0" encoding="utf-8"?>
+<w:endnotes xmlns:wpc="http://schemas.microsoft.com/office/word/2010/wordprocessingCanvas" xmlns:cx="http://schemas.microsoft.com/office/drawing/2014/chartex" xmlns:cx1="http://schemas.microsoft.com/office/drawing/2015/9/8/chartex" xmlns:cx2="http://schemas.microsoft.com/office/drawing/2015/10/21/chartex" xmlns:cx3="http://schemas.microsoft.com/office/drawing/2016/5/9/chartex" xmlns:cx4="http://schemas.microsoft.com/office/drawing/2016/5/10/chartex" xmlns:cx5="http://schemas.microsoft.com/office/drawing/2016/5/11/chartex" xmlns:cx6="http://schemas.microsoft.com/office/drawing/2016/5/12/chartex" xmlns:cx7="http://schemas.microsoft.com/office/drawing/2016/5/13/chartex" xmlns:cx8="http://schemas.microsoft.com/office/drawing/2016/5/14/chartex" xmlns:mc="http://schemas.openxmlformats.org/markup-compatibility/2006" xmlns:aink="http://schemas.microsoft.com/office/drawing/2016/ink" xmlns:am3d="http://schemas.microsoft.com/office/drawing/2017/model3d" xmlns:o="urn:schemas-microsoft-com:office:office" xmlns:r="http://schemas.openxmlformats.org/officeDocument/2006/relationships" xmlns:m="http://schemas.openxmlformats.org/officeDocument/2006/math" xmlns:v="urn:schemas-microsoft-com:vml" xmlns:wp14="http://schemas.microsoft.com/office/word/2010/wordprocessingDrawing" xmlns:wp="http://schemas.openxmlformats.org/drawingml/2006/wordprocessingDrawing" xmlns:w10="urn:schemas-microsoft-com:office:word" xmlns:w="http://schemas.openxmlformats.org/wordprocessingml/2006/main" xmlns:w14="http://schemas.microsoft.com/office/word/2010/wordml" xmlns:w15="http://schemas.microsoft.com/office/word/2012/wordml" xmlns:w16cex="http://schemas.microsoft.com/office/word/2018/wordml/cex" xmlns:w16cid="http://schemas.microsoft.com/office/word/2016/wordml/cid" xmlns:w16="http://schemas.microsoft.com/office/word/2018/wordml" xmlns:w16sdtdh="http://schemas.microsoft.com/office/word/2020/wordml/sdtdatahash" xmlns:w16se="http://schemas.microsoft.com/office/word/2015/wordml/symex" xmlns:wpg="http://schemas.microsoft.com/office/word/2010/wordprocessingGroup" xmlns:wpi="http://schemas.microsoft.com/office/word/2010/wordprocessingInk" xmlns:wne="http://schemas.microsoft.com/office/word/2006/wordml" xmlns:wps="http://schemas.microsoft.com/office/word/2010/wordprocessingShape" mc:Ignorable="w14 w15 w16se w16cid w16 w16cex w16sdtdh wp14">
+  <w:endnote w:type="separator" w:id="-1">
+    <w:p>
+      <w:pPr>
+        <w:spacing w:after="0" w:line="240" w:lineRule="auto"/>
+      </w:pPr>
+      <w:r>
+        <w:separator/>
+      </w:r>
+    </w:p>
+  </w:endnote>
+  <w:endnote w:type="continuationSeparator" w:id="0">
+    <w:p>
+      <w:pPr>
+        <w:spacing w:after="0" w:line="240" w:lineRule="auto"/>
+      </w:pPr>
+      <w:r>
+        <w:continuationSeparator/>
+      </w:r>
+    </w:p>
+  </w:endnote>
+</w:endnotes>
+</file>
+
+<file path=word/footer1.xml><?xml version="1.0" encoding="utf-8"?>
+<w:ftr xmlns:wpc="http://schemas.microsoft.com/office/word/2010/wordprocessingCanvas" xmlns:cx="http://schemas.microsoft.com/office/drawing/2014/chartex" xmlns:cx1="http://schemas.microsoft.com/office/drawing/2015/9/8/chartex" xmlns:cx2="http://schemas.microsoft.com/office/drawing/2015/10/21/chartex" xmlns:cx3="http://schemas.microsoft.com/office/drawing/2016/5/9/chartex" xmlns:cx4="http://schemas.microsoft.com/office/drawing/2016/5/10/chartex" xmlns:cx5="http://schemas.microsoft.com/office/drawing/2016/5/11/chartex" xmlns:cx6="http://schemas.microsoft.com/office/drawing/2016/5/12/chartex" xmlns:cx7="http://schemas.microsoft.com/office/drawing/2016/5/13/chartex" xmlns:cx8="http://schemas.microsoft.com/office/drawing/2016/5/14/chartex" xmlns:mc="http://schemas.openxmlformats.org/markup-compatibility/2006" xmlns:aink="http://schemas.microsoft.com/office/drawing/2016/ink" xmlns:am3d="http://schemas.microsoft.com/office/drawing/2017/model3d" xmlns:o="urn:schemas-microsoft-com:office:office" xmlns:r="http://schemas.openxmlformats.org/officeDocument/2006/relationships" xmlns:m="http://schemas.openxmlformats.org/officeDocument/2006/math" xmlns:v="urn:schemas-microsoft-com:vml" xmlns:wp14="http://schemas.microsoft.com/office/word/2010/wordprocessingDrawing" xmlns:wp="http://schemas.openxmlformats.org/drawingml/2006/wordprocessingDrawing" xmlns:w10="urn:schemas-microsoft-com:office:word" xmlns:w="http://schemas.openxmlformats.org/wordprocessingml/2006/main" xmlns:w14="http://schemas.microsoft.com/office/word/2010/wordml" xmlns:w15="http://schemas.microsoft.com/office/word/2012/wordml" xmlns:w16cex="http://schemas.microsoft.com/office/word/2018/wordml/cex" xmlns:w16cid="http://schemas.microsoft.com/office/word/2016/wordml/cid" xmlns:w16="http://schemas.microsoft.com/office/word/2018/wordml" xmlns:w16sdtdh="http://schemas.microsoft.com/office/word/2020/wordml/sdtdatahash" xmlns:w16se="http://schemas.microsoft.com/office/word/2015/wordml/symex" xmlns:wpg="http://schemas.microsoft.com/office/word/2010/wordprocessingGroup" xmlns:wpi="http://schemas.microsoft.com/office/word/2010/wordprocessingInk" xmlns:wne="http://schemas.microsoft.com/office/word/2006/wordml" xmlns:wps="http://schemas.microsoft.com/office/word/2010/wordprocessingShape" mc:Ignorable="w14 w15 w16se w16cid w16 w16cex w16sdtdh wp14">
+  <w:sdt>
+    <w:sdtPr>
+      <w:id w:val="673374955"/>
+      <w:docPartObj>
+        <w:docPartGallery w:val="Page Numbers (Bottom of Page)"/>
+        <w:docPartUnique/>
+      </w:docPartObj>
+    </w:sdtPr>
+    <w:sdtContent>
+      <w:p>
+        <w:pPr>
+          <w:pStyle w:val="a5"/>
+          <w:jc w:val="center"/>
+        </w:pPr>
+        <w:r>
+          <w:fldChar w:fldCharType="begin"/>
+        </w:r>
+        <w:r>
+          <w:instrText>PAGE   \* MERGEFORMAT</w:instrText>
+        </w:r>
+        <w:r>
+          <w:fldChar w:fldCharType="separate"/>
+        </w:r>
+        <w:r>
+          <w:t>2</w:t>
+        </w:r>
+        <w:r>
+          <w:fldChar w:fldCharType="end"/>
+        </w:r>
+      </w:p>
+    </w:sdtContent>
+  </w:sdt>
+</w:ftr>
+</file>
+
+<file path=word/footnotes.xml><?xml version="1.0" encoding="utf-8"?>
+<w:footnotes xmlns:wpc="http://schemas.microsoft.com/office/word/2010/wordprocessingCanvas" xmlns:cx="http://schemas.microsoft.com/office/drawing/2014/chartex" xmlns:cx1="http://schemas.microsoft.com/office/drawing/2015/9/8/chartex" xmlns:cx2="http://schemas.microsoft.com/office/drawing/2015/10/21/chartex" xmlns:cx3="http://schemas.microsoft.com/office/drawing/2016/5/9/chartex" xmlns:cx4="http://schemas.microsoft.com/office/drawing/2016/5/10/chartex" xmlns:cx5="http://schemas.microsoft.com/office/drawing/2016/5/11/chartex" xmlns:cx6="http://schemas.microsoft.com/office/drawing/2016/5/12/chartex" xmlns:cx7="http://schemas.microsoft.com/office/drawing/2016/5/13/chartex" xmlns:cx8="http://schemas.microsoft.com/office/drawing/2016/5/14/chartex" xmlns:mc="http://schemas.openxmlformats.org/markup-compatibility/2006" xmlns:aink="http://schemas.microsoft.com/office/drawing/2016/ink" xmlns:am3d="http://schemas.microsoft.com/office/drawing/2017/model3d" xmlns:o="urn:schemas-microsoft-com:office:office" xmlns:r="http://schemas.openxmlformats.org/officeDocument/2006/relationships" xmlns:m="http://schemas.openxmlformats.org/officeDocument/2006/math" xmlns:v="urn:schemas-microsoft-com:vml" xmlns:wp14="http://schemas.microsoft.com/office/word/2010/wordprocessingDrawing" xmlns:wp="http://schemas.openxmlformats.org/drawingml/2006/wordprocessingDrawing" xmlns:w10="urn:schemas-microsoft-com:office:word" xmlns:w="http://schemas.openxmlformats.org/wordprocessingml/2006/main" xmlns:w14="http://schemas.microsoft.com/office/word/2010/wordml" xmlns:w15="http://schemas.microsoft.com/office/word/2012/wordml" xmlns:w16cex="http://schemas.microsoft.com/office/word/2018/wordml/cex" xmlns:w16cid="http://schemas.microsoft.com/office/word/2016/wordml/cid" xmlns:w16="http://schemas.microsoft.com/office/word/2018/wordml" xmlns:w16sdtdh="http://schemas.microsoft.com/office/word/2020/wordml/sdtdatahash" xmlns:w16se="http://schemas.microsoft.com/office/word/2015/wordml/symex" xmlns:wpg="http://schemas.microsoft.com/office/word/2010/wordprocessingGroup" xmlns:wpi="http://schemas.microsoft.com/office/word/2010/wordprocessingInk" xmlns:wne="http://schemas.microsoft.com/office/word/2006/wordml" xmlns:wps="http://schemas.microsoft.com/office/word/2010/wordprocessingShape" mc:Ignorable="w14 w15 w16se w16cid w16 w16cex w16sdtdh wp14">
+  <w:footnote w:type="separator" w:id="-1">
+    <w:p>
+      <w:pPr>
+        <w:spacing w:after="0" w:line="240" w:lineRule="auto"/>
+      </w:pPr>
+      <w:r>
+        <w:separator/>
+      </w:r>
+    </w:p>
+  </w:footnote>
+  <w:footnote w:type="continuationSeparator" w:id="0">
+    <w:p>
+      <w:pPr>
+        <w:spacing w:after="0" w:line="240" w:lineRule="auto"/>
+      </w:pPr>
+      <w:r>
+        <w:continuationSeparator/>
+      </w:r>
+    </w:p>
+  </w:footnote>
+</w:footnotes>
 </file>
 
 <file path=word/styles.xml><?xml version="1.0" encoding="utf-8"?>
@@ -882,6 +1408,50 @@
     <w:semiHidden/>
     <w:unhideWhenUsed/>
   </w:style>
+  <w:style w:type="paragraph" w:styleId="a3">
+    <w:name w:val="header"/>
+    <w:basedOn w:val="a"/>
+    <w:link w:val="a4"/>
+    <w:uiPriority w:val="99"/>
+    <w:unhideWhenUsed/>
+    <w:rsid w:val="009136CE"/>
+    <w:pPr>
+      <w:tabs>
+        <w:tab w:val="center" w:pos="4677"/>
+        <w:tab w:val="right" w:pos="9355"/>
+      </w:tabs>
+      <w:spacing w:after="0" w:line="240" w:lineRule="auto"/>
+    </w:pPr>
+  </w:style>
+  <w:style w:type="character" w:customStyle="1" w:styleId="a4">
+    <w:name w:val="Верхний колонтитул Знак"/>
+    <w:basedOn w:val="a0"/>
+    <w:link w:val="a3"/>
+    <w:uiPriority w:val="99"/>
+    <w:rsid w:val="009136CE"/>
+  </w:style>
+  <w:style w:type="paragraph" w:styleId="a5">
+    <w:name w:val="footer"/>
+    <w:basedOn w:val="a"/>
+    <w:link w:val="a6"/>
+    <w:uiPriority w:val="99"/>
+    <w:unhideWhenUsed/>
+    <w:rsid w:val="009136CE"/>
+    <w:pPr>
+      <w:tabs>
+        <w:tab w:val="center" w:pos="4677"/>
+        <w:tab w:val="right" w:pos="9355"/>
+      </w:tabs>
+      <w:spacing w:after="0" w:line="240" w:lineRule="auto"/>
+    </w:pPr>
+  </w:style>
+  <w:style w:type="character" w:customStyle="1" w:styleId="a6">
+    <w:name w:val="Нижний колонтитул Знак"/>
+    <w:basedOn w:val="a0"/>
+    <w:link w:val="a5"/>
+    <w:uiPriority w:val="99"/>
+    <w:rsid w:val="009136CE"/>
+  </w:style>
 </w:styles>
 </file>
 
